--- a/ЛР_2Б_Романовская_Рублевская_451004итог (2).docx
+++ b/ЛР_2Б_Романовская_Рублевская_451004итог (2).docx
@@ -420,23 +420,13 @@
           <w:szCs w:val="27"/>
         </w:rPr>
       </w:pPr>
-      <w:proofErr w:type="spellStart"/>
       <w:r>
         <w:rPr>
           <w:rFonts w:ascii="Times New Roman" w:hAnsi="Times New Roman" w:cs="Times New Roman"/>
           <w:sz w:val="27"/>
           <w:szCs w:val="27"/>
         </w:rPr>
-        <w:t>Болтак</w:t>
-      </w:r>
-      <w:proofErr w:type="spellEnd"/>
-      <w:r>
-        <w:rPr>
-          <w:rFonts w:ascii="Times New Roman" w:hAnsi="Times New Roman" w:cs="Times New Roman"/>
-          <w:sz w:val="27"/>
-          <w:szCs w:val="27"/>
-        </w:rPr>
-        <w:t xml:space="preserve"> С. В.</w:t>
+        <w:t>Болтак С. В.</w:t>
       </w:r>
     </w:p>
     <w:p>
@@ -552,7 +542,6 @@
         </w:rPr>
         <w:t xml:space="preserve"> </w:t>
       </w:r>
-      <w:proofErr w:type="spellStart"/>
       <w:r>
         <w:rPr>
           <w:rFonts w:ascii="Consolas" w:hAnsi="Consolas"/>
@@ -561,7 +550,6 @@
         </w:rPr>
         <w:t>i</w:t>
       </w:r>
-      <w:proofErr w:type="spellEnd"/>
       <w:r>
         <w:rPr>
           <w:rFonts w:ascii="Consolas" w:hAnsi="Consolas"/>
@@ -603,25 +591,7 @@
           <w:sz w:val="22"/>
           <w:lang w:val="en-US"/>
         </w:rPr>
-        <w:t>while (</w:t>
-      </w:r>
-      <w:proofErr w:type="spellStart"/>
-      <w:r>
-        <w:rPr>
-          <w:rFonts w:ascii="Consolas" w:hAnsi="Consolas"/>
-          <w:sz w:val="22"/>
-          <w:lang w:val="en-US"/>
-        </w:rPr>
-        <w:t>i</w:t>
-      </w:r>
-      <w:proofErr w:type="spellEnd"/>
-      <w:r>
-        <w:rPr>
-          <w:rFonts w:ascii="Consolas" w:hAnsi="Consolas"/>
-          <w:sz w:val="22"/>
-          <w:lang w:val="en-US"/>
-        </w:rPr>
-        <w:t xml:space="preserve"> &lt; 5) {</w:t>
+        <w:t>while (i &lt; 5) {</w:t>
       </w:r>
     </w:p>
     <w:p>
@@ -639,43 +609,7 @@
           <w:sz w:val="22"/>
           <w:lang w:val="en-US"/>
         </w:rPr>
-        <w:t xml:space="preserve">  </w:t>
-      </w:r>
-      <w:proofErr w:type="spellStart"/>
-      <w:r>
-        <w:rPr>
-          <w:rFonts w:ascii="Consolas" w:hAnsi="Consolas"/>
-          <w:sz w:val="22"/>
-          <w:lang w:val="en-US"/>
-        </w:rPr>
-        <w:t>val</w:t>
-      </w:r>
-      <w:proofErr w:type="spellEnd"/>
-      <w:r>
-        <w:rPr>
-          <w:rFonts w:ascii="Consolas" w:hAnsi="Consolas"/>
-          <w:sz w:val="22"/>
-          <w:lang w:val="en-US"/>
-        </w:rPr>
-        <w:t xml:space="preserve"> x = </w:t>
-      </w:r>
-      <w:proofErr w:type="spellStart"/>
-      <w:r>
-        <w:rPr>
-          <w:rFonts w:ascii="Consolas" w:hAnsi="Consolas"/>
-          <w:sz w:val="22"/>
-          <w:lang w:val="en-US"/>
-        </w:rPr>
-        <w:t>i</w:t>
-      </w:r>
-      <w:proofErr w:type="spellEnd"/>
-      <w:r>
-        <w:rPr>
-          <w:rFonts w:ascii="Consolas" w:hAnsi="Consolas"/>
-          <w:sz w:val="22"/>
-          <w:lang w:val="en-US"/>
-        </w:rPr>
-        <w:t xml:space="preserve"> % 4</w:t>
+        <w:t xml:space="preserve">  val x = i % 4</w:t>
       </w:r>
     </w:p>
     <w:p>
@@ -729,25 +663,7 @@
           <w:sz w:val="22"/>
           <w:lang w:val="en-US"/>
         </w:rPr>
-        <w:t xml:space="preserve">      if (</w:t>
-      </w:r>
-      <w:proofErr w:type="spellStart"/>
-      <w:r>
-        <w:rPr>
-          <w:rFonts w:ascii="Consolas" w:hAnsi="Consolas"/>
-          <w:sz w:val="22"/>
-          <w:lang w:val="en-US"/>
-        </w:rPr>
-        <w:t>i</w:t>
-      </w:r>
-      <w:proofErr w:type="spellEnd"/>
-      <w:r>
-        <w:rPr>
-          <w:rFonts w:ascii="Consolas" w:hAnsi="Consolas"/>
-          <w:sz w:val="22"/>
-          <w:lang w:val="en-US"/>
-        </w:rPr>
-        <w:t xml:space="preserve"> &gt; 0) {</w:t>
+        <w:t xml:space="preserve">      if (i &gt; 0) {</w:t>
       </w:r>
     </w:p>
     <w:p>
@@ -765,25 +681,7 @@
           <w:sz w:val="22"/>
           <w:lang w:val="en-US"/>
         </w:rPr>
-        <w:t xml:space="preserve">        if (</w:t>
-      </w:r>
-      <w:proofErr w:type="spellStart"/>
-      <w:r>
-        <w:rPr>
-          <w:rFonts w:ascii="Consolas" w:hAnsi="Consolas"/>
-          <w:sz w:val="22"/>
-          <w:lang w:val="en-US"/>
-        </w:rPr>
-        <w:t>i</w:t>
-      </w:r>
-      <w:proofErr w:type="spellEnd"/>
-      <w:r>
-        <w:rPr>
-          <w:rFonts w:ascii="Consolas" w:hAnsi="Consolas"/>
-          <w:sz w:val="22"/>
-          <w:lang w:val="en-US"/>
-        </w:rPr>
-        <w:t xml:space="preserve"> &lt; 4) {</w:t>
+        <w:t xml:space="preserve">        if (i &lt; 4) {</w:t>
       </w:r>
     </w:p>
     <w:p>
@@ -909,25 +807,7 @@
           <w:sz w:val="22"/>
           <w:lang w:val="en-US"/>
         </w:rPr>
-        <w:t xml:space="preserve">      if (</w:t>
-      </w:r>
-      <w:proofErr w:type="spellStart"/>
-      <w:r>
-        <w:rPr>
-          <w:rFonts w:ascii="Consolas" w:hAnsi="Consolas"/>
-          <w:sz w:val="22"/>
-          <w:lang w:val="en-US"/>
-        </w:rPr>
-        <w:t>i</w:t>
-      </w:r>
-      <w:proofErr w:type="spellEnd"/>
-      <w:r>
-        <w:rPr>
-          <w:rFonts w:ascii="Consolas" w:hAnsi="Consolas"/>
-          <w:sz w:val="22"/>
-          <w:lang w:val="en-US"/>
-        </w:rPr>
-        <w:t xml:space="preserve"> &gt; 1) {</w:t>
+        <w:t xml:space="preserve">      if (i &gt; 1) {</w:t>
       </w:r>
     </w:p>
     <w:p>
@@ -1071,43 +951,7 @@
           <w:sz w:val="22"/>
           <w:lang w:val="en-US"/>
         </w:rPr>
-        <w:t xml:space="preserve">  </w:t>
-      </w:r>
-      <w:proofErr w:type="spellStart"/>
-      <w:r>
-        <w:rPr>
-          <w:rFonts w:ascii="Consolas" w:hAnsi="Consolas"/>
-          <w:sz w:val="22"/>
-          <w:lang w:val="en-US"/>
-        </w:rPr>
-        <w:t>i</w:t>
-      </w:r>
-      <w:proofErr w:type="spellEnd"/>
-      <w:r>
-        <w:rPr>
-          <w:rFonts w:ascii="Consolas" w:hAnsi="Consolas"/>
-          <w:sz w:val="22"/>
-          <w:lang w:val="en-US"/>
-        </w:rPr>
-        <w:t xml:space="preserve"> = </w:t>
-      </w:r>
-      <w:proofErr w:type="spellStart"/>
-      <w:r>
-        <w:rPr>
-          <w:rFonts w:ascii="Consolas" w:hAnsi="Consolas"/>
-          <w:sz w:val="22"/>
-          <w:lang w:val="en-US"/>
-        </w:rPr>
-        <w:t>i</w:t>
-      </w:r>
-      <w:proofErr w:type="spellEnd"/>
-      <w:r>
-        <w:rPr>
-          <w:rFonts w:ascii="Consolas" w:hAnsi="Consolas"/>
-          <w:sz w:val="22"/>
-          <w:lang w:val="en-US"/>
-        </w:rPr>
-        <w:t xml:space="preserve"> + 1</w:t>
+        <w:t xml:space="preserve">  i = i + 1</w:t>
       </w:r>
     </w:p>
     <w:p>
@@ -1137,23 +981,13 @@
           <w:lang w:val="en-US"/>
         </w:rPr>
       </w:pPr>
-      <w:proofErr w:type="spellStart"/>
-      <w:r>
-        <w:rPr>
-          <w:rFonts w:ascii="Consolas" w:hAnsi="Consolas"/>
-          <w:sz w:val="22"/>
-          <w:lang w:val="en-US"/>
-        </w:rPr>
-        <w:t>println</w:t>
-      </w:r>
-      <w:proofErr w:type="spellEnd"/>
-      <w:r>
-        <w:rPr>
-          <w:rFonts w:ascii="Consolas" w:hAnsi="Consolas"/>
-          <w:sz w:val="22"/>
-          <w:lang w:val="en-US"/>
-        </w:rPr>
-        <w:t>(result)</w:t>
+      <w:r>
+        <w:rPr>
+          <w:rFonts w:ascii="Consolas" w:hAnsi="Consolas"/>
+          <w:sz w:val="22"/>
+          <w:lang w:val="en-US"/>
+        </w:rPr>
+        <w:t>println(result)</w:t>
       </w:r>
     </w:p>
     <w:p>
@@ -1358,7 +1192,7 @@
           <v:shape id="_x0000_i1025" type="#_x0000_t75" style="width:467.4pt;height:555pt" o:ole="">
             <v:imagedata r:id="rId4" o:title=""/>
           </v:shape>
-          <o:OLEObject Type="Embed" ProgID="Visio.Drawing.15" ShapeID="_x0000_i1025" DrawAspect="Content" ObjectID="_1854802041" r:id="rId5"/>
+          <o:OLEObject Type="Embed" ProgID="Visio.Drawing.15" ShapeID="_x0000_i1025" DrawAspect="Content" ObjectID="_1854806902" r:id="rId5"/>
         </w:object>
       </w:r>
     </w:p>
@@ -1578,25 +1412,7 @@
                 <w:sz w:val="28"/>
                 <w:szCs w:val="28"/>
               </w:rPr>
-              <w:t>4 (</w:t>
-            </w:r>
-            <w:proofErr w:type="spellStart"/>
-            <w:r>
-              <w:rPr>
-                <w:rFonts w:ascii="Times New Roman" w:hAnsi="Times New Roman" w:cs="Times New Roman"/>
-                <w:sz w:val="28"/>
-                <w:szCs w:val="28"/>
-              </w:rPr>
-              <w:t>while</w:t>
-            </w:r>
-            <w:proofErr w:type="spellEnd"/>
-            <w:r>
-              <w:rPr>
-                <w:rFonts w:ascii="Times New Roman" w:hAnsi="Times New Roman" w:cs="Times New Roman"/>
-                <w:sz w:val="28"/>
-                <w:szCs w:val="28"/>
-              </w:rPr>
-              <w:t>)</w:t>
+              <w:t>4 (while)</w:t>
             </w:r>
           </w:p>
         </w:tc>
@@ -3817,91 +3633,70 @@
           <w:lang w:val="en-US"/>
         </w:rPr>
       </w:pPr>
-      <w:proofErr w:type="spellStart"/>
       <w:r>
         <w:rPr>
           <w:rFonts w:ascii="Times New Roman" w:hAnsi="Times New Roman" w:cs="Times New Roman"/>
           <w:b/>
           <w:sz w:val="28"/>
         </w:rPr>
-        <w:t>Sa</w:t>
-      </w:r>
-      <w:proofErr w:type="spellEnd"/>
+        <w:t>Sa = 1+1+1+16+1+12+3+2+1+8+1+6+2+3+1+1+1+1+1+0 = 6</w:t>
+      </w:r>
       <w:r>
         <w:rPr>
           <w:rFonts w:ascii="Times New Roman" w:hAnsi="Times New Roman" w:cs="Times New Roman"/>
           <w:b/>
           <w:sz w:val="28"/>
         </w:rPr>
-        <w:t xml:space="preserve"> = 1+1+1+16+1+12+3+2+1+8+1+6+2+3+1+1+1+1+1+0 = 6</w:t>
-      </w:r>
+        <w:t>2</w:t>
+      </w:r>
+    </w:p>
+    <w:p>
+      <w:pPr>
+        <w:spacing w:after="120"/>
+        <w:rPr>
+          <w:lang w:val="en-US"/>
+        </w:rPr>
+      </w:pPr>
       <w:r>
         <w:rPr>
           <w:rFonts w:ascii="Times New Roman" w:hAnsi="Times New Roman" w:cs="Times New Roman"/>
           <w:b/>
           <w:sz w:val="28"/>
         </w:rPr>
-        <w:t>2</w:t>
-      </w:r>
-    </w:p>
-    <w:p>
-      <w:pPr>
-        <w:spacing w:after="120"/>
-        <w:rPr>
-          <w:lang w:val="en-US"/>
-        </w:rPr>
-      </w:pPr>
-      <w:proofErr w:type="spellStart"/>
+        <w:t>So = 1 − (ν − 1)/Sa = 1 − (20 − 1)/6</w:t>
+      </w:r>
       <w:r>
         <w:rPr>
           <w:rFonts w:ascii="Times New Roman" w:hAnsi="Times New Roman" w:cs="Times New Roman"/>
           <w:b/>
           <w:sz w:val="28"/>
         </w:rPr>
-        <w:t>So</w:t>
-      </w:r>
-      <w:proofErr w:type="spellEnd"/>
+        <w:t>2</w:t>
+      </w:r>
       <w:r>
         <w:rPr>
           <w:rFonts w:ascii="Times New Roman" w:hAnsi="Times New Roman" w:cs="Times New Roman"/>
           <w:b/>
           <w:sz w:val="28"/>
         </w:rPr>
-        <w:t xml:space="preserve"> = 1 − (ν − 1)/</w:t>
-      </w:r>
-      <w:proofErr w:type="spellStart"/>
+        <w:t xml:space="preserve"> = 1 − 19/6</w:t>
+      </w:r>
       <w:r>
         <w:rPr>
           <w:rFonts w:ascii="Times New Roman" w:hAnsi="Times New Roman" w:cs="Times New Roman"/>
           <w:b/>
           <w:sz w:val="28"/>
-        </w:rPr>
-        <w:t>Sa</w:t>
-      </w:r>
-      <w:proofErr w:type="spellEnd"/>
+          <w:lang w:val="en-US"/>
+        </w:rPr>
+        <w:t>2</w:t>
+      </w:r>
       <w:r>
         <w:rPr>
           <w:rFonts w:ascii="Times New Roman" w:hAnsi="Times New Roman" w:cs="Times New Roman"/>
           <w:b/>
           <w:sz w:val="28"/>
         </w:rPr>
-        <w:t xml:space="preserve"> = 1 − (20 − 1)/6</w:t>
-      </w:r>
-      <w:r>
-        <w:rPr>
-          <w:rFonts w:ascii="Times New Roman" w:hAnsi="Times New Roman" w:cs="Times New Roman"/>
-          <w:b/>
-          <w:sz w:val="28"/>
-        </w:rPr>
-        <w:t>2</w:t>
-      </w:r>
-      <w:r>
-        <w:rPr>
-          <w:rFonts w:ascii="Times New Roman" w:hAnsi="Times New Roman" w:cs="Times New Roman"/>
-          <w:b/>
-          <w:sz w:val="28"/>
-        </w:rPr>
-        <w:t xml:space="preserve"> = 1 − 19/63 = 0,69</w:t>
+        <w:t xml:space="preserve"> = 0,69</w:t>
       </w:r>
       <w:r>
         <w:rPr>

--- a/ЛР_2Б_Романовская_Рублевская_451004итог (2).docx
+++ b/ЛР_2Б_Романовская_Рублевская_451004итог (2).docx
@@ -1192,7 +1192,7 @@
           <v:shape id="_x0000_i1025" type="#_x0000_t75" style="width:467.4pt;height:555pt" o:ole="">
             <v:imagedata r:id="rId4" o:title=""/>
           </v:shape>
-          <o:OLEObject Type="Embed" ProgID="Visio.Drawing.15" ShapeID="_x0000_i1025" DrawAspect="Content" ObjectID="_1854806902" r:id="rId5"/>
+          <o:OLEObject Type="Embed" ProgID="Visio.Drawing.15" ShapeID="_x0000_i1025" DrawAspect="Content" ObjectID="_1854809953" r:id="rId5"/>
         </w:object>
       </w:r>
     </w:p>
@@ -1404,15 +1404,16 @@
                 <w:rFonts w:ascii="Times New Roman" w:hAnsi="Times New Roman" w:cs="Times New Roman"/>
                 <w:sz w:val="28"/>
                 <w:szCs w:val="28"/>
-              </w:rPr>
-            </w:pPr>
-            <w:r>
-              <w:rPr>
-                <w:rFonts w:ascii="Times New Roman" w:hAnsi="Times New Roman" w:cs="Times New Roman"/>
-                <w:sz w:val="28"/>
-                <w:szCs w:val="28"/>
-              </w:rPr>
-              <w:t>4 (while)</w:t>
+                <w:lang w:val="en-US"/>
+              </w:rPr>
+            </w:pPr>
+            <w:r>
+              <w:rPr>
+                <w:rFonts w:ascii="Times New Roman" w:hAnsi="Times New Roman" w:cs="Times New Roman"/>
+                <w:sz w:val="28"/>
+                <w:szCs w:val="28"/>
+              </w:rPr>
+              <w:t>4</w:t>
             </w:r>
           </w:p>
         </w:tc>
@@ -1858,15 +1859,25 @@
                 <w:rFonts w:ascii="Times New Roman" w:hAnsi="Times New Roman" w:cs="Times New Roman"/>
                 <w:sz w:val="28"/>
                 <w:szCs w:val="28"/>
-              </w:rPr>
-            </w:pPr>
-            <w:r>
-              <w:rPr>
-                <w:rFonts w:ascii="Times New Roman" w:hAnsi="Times New Roman" w:cs="Times New Roman"/>
-                <w:sz w:val="28"/>
-                <w:szCs w:val="28"/>
-              </w:rPr>
-              <w:t>16</w:t>
+                <w:lang w:val="en-US"/>
+              </w:rPr>
+            </w:pPr>
+            <w:r>
+              <w:rPr>
+                <w:rFonts w:ascii="Times New Roman" w:hAnsi="Times New Roman" w:cs="Times New Roman"/>
+                <w:sz w:val="28"/>
+                <w:szCs w:val="28"/>
+              </w:rPr>
+              <w:t>1</w:t>
+            </w:r>
+            <w:r>
+              <w:rPr>
+                <w:rFonts w:ascii="Times New Roman" w:hAnsi="Times New Roman" w:cs="Times New Roman"/>
+                <w:sz w:val="28"/>
+                <w:szCs w:val="28"/>
+                <w:lang w:val="en-US"/>
+              </w:rPr>
+              <w:t>5</w:t>
             </w:r>
           </w:p>
         </w:tc>
@@ -2525,35 +2536,36 @@
           <w:insideH w:val="single" w:sz="4" w:space="0" w:color="auto"/>
           <w:insideV w:val="single" w:sz="4" w:space="0" w:color="auto"/>
         </w:tblBorders>
+        <w:tblLayout w:type="fixed"/>
         <w:tblLook w:val="0000" w:firstRow="0" w:lastRow="0" w:firstColumn="0" w:lastColumn="0" w:noHBand="0" w:noVBand="0"/>
       </w:tblPr>
       <w:tblGrid>
-        <w:gridCol w:w="1836"/>
-        <w:gridCol w:w="312"/>
-        <w:gridCol w:w="312"/>
-        <w:gridCol w:w="312"/>
-        <w:gridCol w:w="409"/>
-        <w:gridCol w:w="312"/>
-        <w:gridCol w:w="410"/>
+        <w:gridCol w:w="1838"/>
         <w:gridCol w:w="313"/>
         <w:gridCol w:w="313"/>
         <w:gridCol w:w="313"/>
         <w:gridCol w:w="410"/>
-        <w:gridCol w:w="403"/>
-        <w:gridCol w:w="410"/>
-        <w:gridCol w:w="410"/>
-        <w:gridCol w:w="410"/>
-        <w:gridCol w:w="410"/>
-        <w:gridCol w:w="410"/>
-        <w:gridCol w:w="410"/>
-        <w:gridCol w:w="410"/>
-        <w:gridCol w:w="410"/>
-        <w:gridCol w:w="410"/>
+        <w:gridCol w:w="313"/>
+        <w:gridCol w:w="472"/>
+        <w:gridCol w:w="253"/>
+        <w:gridCol w:w="313"/>
+        <w:gridCol w:w="313"/>
+        <w:gridCol w:w="409"/>
+        <w:gridCol w:w="404"/>
+        <w:gridCol w:w="409"/>
+        <w:gridCol w:w="409"/>
+        <w:gridCol w:w="409"/>
+        <w:gridCol w:w="409"/>
+        <w:gridCol w:w="409"/>
+        <w:gridCol w:w="409"/>
+        <w:gridCol w:w="409"/>
+        <w:gridCol w:w="409"/>
+        <w:gridCol w:w="409"/>
       </w:tblGrid>
       <w:tr>
         <w:tc>
           <w:tcPr>
-            <w:tcW w:w="238" w:type="pct"/>
+            <w:tcW w:w="982" w:type="pct"/>
             <w:vAlign w:val="center"/>
           </w:tcPr>
           <w:p>
@@ -2578,24 +2590,24 @@
         </w:tc>
         <w:tc>
           <w:tcPr>
-            <w:tcW w:w="238" w:type="pct"/>
-            <w:vAlign w:val="center"/>
-          </w:tcPr>
-          <w:p>
-            <w:pPr>
-              <w:spacing w:after="0"/>
-              <w:jc w:val="center"/>
-              <w:rPr>
-                <w:rFonts w:ascii="Times New Roman" w:hAnsi="Times New Roman" w:cs="Times New Roman"/>
-                <w:sz w:val="28"/>
-                <w:szCs w:val="28"/>
-              </w:rPr>
-            </w:pPr>
-            <w:r>
-              <w:rPr>
-                <w:rFonts w:ascii="Times New Roman" w:hAnsi="Times New Roman" w:cs="Times New Roman"/>
-                <w:sz w:val="28"/>
-                <w:szCs w:val="28"/>
+            <w:tcW w:w="167" w:type="pct"/>
+            <w:vAlign w:val="center"/>
+          </w:tcPr>
+          <w:p>
+            <w:pPr>
+              <w:spacing w:after="0"/>
+              <w:jc w:val="center"/>
+              <w:rPr>
+                <w:rFonts w:ascii="Times New Roman" w:hAnsi="Times New Roman" w:cs="Times New Roman"/>
+                <w:sz w:val="18"/>
+                <w:szCs w:val="18"/>
+              </w:rPr>
+            </w:pPr>
+            <w:r>
+              <w:rPr>
+                <w:rFonts w:ascii="Times New Roman" w:hAnsi="Times New Roman" w:cs="Times New Roman"/>
+                <w:sz w:val="18"/>
+                <w:szCs w:val="18"/>
               </w:rPr>
               <w:t>1</w:t>
             </w:r>
@@ -2603,24 +2615,24 @@
         </w:tc>
         <w:tc>
           <w:tcPr>
-            <w:tcW w:w="238" w:type="pct"/>
-            <w:vAlign w:val="center"/>
-          </w:tcPr>
-          <w:p>
-            <w:pPr>
-              <w:spacing w:after="0"/>
-              <w:jc w:val="center"/>
-              <w:rPr>
-                <w:rFonts w:ascii="Times New Roman" w:hAnsi="Times New Roman" w:cs="Times New Roman"/>
-                <w:sz w:val="28"/>
-                <w:szCs w:val="28"/>
-              </w:rPr>
-            </w:pPr>
-            <w:r>
-              <w:rPr>
-                <w:rFonts w:ascii="Times New Roman" w:hAnsi="Times New Roman" w:cs="Times New Roman"/>
-                <w:sz w:val="28"/>
-                <w:szCs w:val="28"/>
+            <w:tcW w:w="167" w:type="pct"/>
+            <w:vAlign w:val="center"/>
+          </w:tcPr>
+          <w:p>
+            <w:pPr>
+              <w:spacing w:after="0"/>
+              <w:jc w:val="center"/>
+              <w:rPr>
+                <w:rFonts w:ascii="Times New Roman" w:hAnsi="Times New Roman" w:cs="Times New Roman"/>
+                <w:sz w:val="18"/>
+                <w:szCs w:val="18"/>
+              </w:rPr>
+            </w:pPr>
+            <w:r>
+              <w:rPr>
+                <w:rFonts w:ascii="Times New Roman" w:hAnsi="Times New Roman" w:cs="Times New Roman"/>
+                <w:sz w:val="18"/>
+                <w:szCs w:val="18"/>
               </w:rPr>
               <w:t>2</w:t>
             </w:r>
@@ -2628,24 +2640,24 @@
         </w:tc>
         <w:tc>
           <w:tcPr>
-            <w:tcW w:w="238" w:type="pct"/>
-            <w:vAlign w:val="center"/>
-          </w:tcPr>
-          <w:p>
-            <w:pPr>
-              <w:spacing w:after="0"/>
-              <w:jc w:val="center"/>
-              <w:rPr>
-                <w:rFonts w:ascii="Times New Roman" w:hAnsi="Times New Roman" w:cs="Times New Roman"/>
-                <w:sz w:val="28"/>
-                <w:szCs w:val="28"/>
-              </w:rPr>
-            </w:pPr>
-            <w:r>
-              <w:rPr>
-                <w:rFonts w:ascii="Times New Roman" w:hAnsi="Times New Roman" w:cs="Times New Roman"/>
-                <w:sz w:val="28"/>
-                <w:szCs w:val="28"/>
+            <w:tcW w:w="167" w:type="pct"/>
+            <w:vAlign w:val="center"/>
+          </w:tcPr>
+          <w:p>
+            <w:pPr>
+              <w:spacing w:after="0"/>
+              <w:jc w:val="center"/>
+              <w:rPr>
+                <w:rFonts w:ascii="Times New Roman" w:hAnsi="Times New Roman" w:cs="Times New Roman"/>
+                <w:sz w:val="18"/>
+                <w:szCs w:val="18"/>
+              </w:rPr>
+            </w:pPr>
+            <w:r>
+              <w:rPr>
+                <w:rFonts w:ascii="Times New Roman" w:hAnsi="Times New Roman" w:cs="Times New Roman"/>
+                <w:sz w:val="18"/>
+                <w:szCs w:val="18"/>
               </w:rPr>
               <w:t>3</w:t>
             </w:r>
@@ -2653,24 +2665,24 @@
         </w:tc>
         <w:tc>
           <w:tcPr>
-            <w:tcW w:w="238" w:type="pct"/>
-            <w:vAlign w:val="center"/>
-          </w:tcPr>
-          <w:p>
-            <w:pPr>
-              <w:spacing w:after="0"/>
-              <w:jc w:val="center"/>
-              <w:rPr>
-                <w:rFonts w:ascii="Times New Roman" w:hAnsi="Times New Roman" w:cs="Times New Roman"/>
-                <w:sz w:val="28"/>
-                <w:szCs w:val="28"/>
-              </w:rPr>
-            </w:pPr>
-            <w:r>
-              <w:rPr>
-                <w:rFonts w:ascii="Times New Roman" w:hAnsi="Times New Roman" w:cs="Times New Roman"/>
-                <w:sz w:val="28"/>
-                <w:szCs w:val="28"/>
+            <w:tcW w:w="219" w:type="pct"/>
+            <w:vAlign w:val="center"/>
+          </w:tcPr>
+          <w:p>
+            <w:pPr>
+              <w:spacing w:after="0"/>
+              <w:jc w:val="center"/>
+              <w:rPr>
+                <w:rFonts w:ascii="Times New Roman" w:hAnsi="Times New Roman" w:cs="Times New Roman"/>
+                <w:sz w:val="18"/>
+                <w:szCs w:val="18"/>
+              </w:rPr>
+            </w:pPr>
+            <w:r>
+              <w:rPr>
+                <w:rFonts w:ascii="Times New Roman" w:hAnsi="Times New Roman" w:cs="Times New Roman"/>
+                <w:sz w:val="18"/>
+                <w:szCs w:val="18"/>
               </w:rPr>
               <w:t>4</w:t>
             </w:r>
@@ -2678,24 +2690,24 @@
         </w:tc>
         <w:tc>
           <w:tcPr>
-            <w:tcW w:w="238" w:type="pct"/>
-            <w:vAlign w:val="center"/>
-          </w:tcPr>
-          <w:p>
-            <w:pPr>
-              <w:spacing w:after="0"/>
-              <w:jc w:val="center"/>
-              <w:rPr>
-                <w:rFonts w:ascii="Times New Roman" w:hAnsi="Times New Roman" w:cs="Times New Roman"/>
-                <w:sz w:val="28"/>
-                <w:szCs w:val="28"/>
-              </w:rPr>
-            </w:pPr>
-            <w:r>
-              <w:rPr>
-                <w:rFonts w:ascii="Times New Roman" w:hAnsi="Times New Roman" w:cs="Times New Roman"/>
-                <w:sz w:val="28"/>
-                <w:szCs w:val="28"/>
+            <w:tcW w:w="167" w:type="pct"/>
+            <w:vAlign w:val="center"/>
+          </w:tcPr>
+          <w:p>
+            <w:pPr>
+              <w:spacing w:after="0"/>
+              <w:jc w:val="center"/>
+              <w:rPr>
+                <w:rFonts w:ascii="Times New Roman" w:hAnsi="Times New Roman" w:cs="Times New Roman"/>
+                <w:sz w:val="18"/>
+                <w:szCs w:val="18"/>
+              </w:rPr>
+            </w:pPr>
+            <w:r>
+              <w:rPr>
+                <w:rFonts w:ascii="Times New Roman" w:hAnsi="Times New Roman" w:cs="Times New Roman"/>
+                <w:sz w:val="18"/>
+                <w:szCs w:val="18"/>
               </w:rPr>
               <w:t>5</w:t>
             </w:r>
@@ -2703,24 +2715,24 @@
         </w:tc>
         <w:tc>
           <w:tcPr>
-            <w:tcW w:w="238" w:type="pct"/>
-            <w:vAlign w:val="center"/>
-          </w:tcPr>
-          <w:p>
-            <w:pPr>
-              <w:spacing w:after="0"/>
-              <w:jc w:val="center"/>
-              <w:rPr>
-                <w:rFonts w:ascii="Times New Roman" w:hAnsi="Times New Roman" w:cs="Times New Roman"/>
-                <w:sz w:val="28"/>
-                <w:szCs w:val="28"/>
-              </w:rPr>
-            </w:pPr>
-            <w:r>
-              <w:rPr>
-                <w:rFonts w:ascii="Times New Roman" w:hAnsi="Times New Roman" w:cs="Times New Roman"/>
-                <w:sz w:val="28"/>
-                <w:szCs w:val="28"/>
+            <w:tcW w:w="252" w:type="pct"/>
+            <w:vAlign w:val="center"/>
+          </w:tcPr>
+          <w:p>
+            <w:pPr>
+              <w:spacing w:after="0"/>
+              <w:jc w:val="center"/>
+              <w:rPr>
+                <w:rFonts w:ascii="Times New Roman" w:hAnsi="Times New Roman" w:cs="Times New Roman"/>
+                <w:sz w:val="18"/>
+                <w:szCs w:val="18"/>
+              </w:rPr>
+            </w:pPr>
+            <w:r>
+              <w:rPr>
+                <w:rFonts w:ascii="Times New Roman" w:hAnsi="Times New Roman" w:cs="Times New Roman"/>
+                <w:sz w:val="18"/>
+                <w:szCs w:val="18"/>
               </w:rPr>
               <w:t>6</w:t>
             </w:r>
@@ -2728,24 +2740,24 @@
         </w:tc>
         <w:tc>
           <w:tcPr>
-            <w:tcW w:w="238" w:type="pct"/>
-            <w:vAlign w:val="center"/>
-          </w:tcPr>
-          <w:p>
-            <w:pPr>
-              <w:spacing w:after="0"/>
-              <w:jc w:val="center"/>
-              <w:rPr>
-                <w:rFonts w:ascii="Times New Roman" w:hAnsi="Times New Roman" w:cs="Times New Roman"/>
-                <w:sz w:val="28"/>
-                <w:szCs w:val="28"/>
-              </w:rPr>
-            </w:pPr>
-            <w:r>
-              <w:rPr>
-                <w:rFonts w:ascii="Times New Roman" w:hAnsi="Times New Roman" w:cs="Times New Roman"/>
-                <w:sz w:val="28"/>
-                <w:szCs w:val="28"/>
+            <w:tcW w:w="135" w:type="pct"/>
+            <w:vAlign w:val="center"/>
+          </w:tcPr>
+          <w:p>
+            <w:pPr>
+              <w:spacing w:after="0"/>
+              <w:jc w:val="center"/>
+              <w:rPr>
+                <w:rFonts w:ascii="Times New Roman" w:hAnsi="Times New Roman" w:cs="Times New Roman"/>
+                <w:sz w:val="18"/>
+                <w:szCs w:val="18"/>
+              </w:rPr>
+            </w:pPr>
+            <w:r>
+              <w:rPr>
+                <w:rFonts w:ascii="Times New Roman" w:hAnsi="Times New Roman" w:cs="Times New Roman"/>
+                <w:sz w:val="18"/>
+                <w:szCs w:val="18"/>
               </w:rPr>
               <w:t>7</w:t>
             </w:r>
@@ -2753,24 +2765,24 @@
         </w:tc>
         <w:tc>
           <w:tcPr>
-            <w:tcW w:w="238" w:type="pct"/>
-            <w:vAlign w:val="center"/>
-          </w:tcPr>
-          <w:p>
-            <w:pPr>
-              <w:spacing w:after="0"/>
-              <w:jc w:val="center"/>
-              <w:rPr>
-                <w:rFonts w:ascii="Times New Roman" w:hAnsi="Times New Roman" w:cs="Times New Roman"/>
-                <w:sz w:val="28"/>
-                <w:szCs w:val="28"/>
-              </w:rPr>
-            </w:pPr>
-            <w:r>
-              <w:rPr>
-                <w:rFonts w:ascii="Times New Roman" w:hAnsi="Times New Roman" w:cs="Times New Roman"/>
-                <w:sz w:val="28"/>
-                <w:szCs w:val="28"/>
+            <w:tcW w:w="167" w:type="pct"/>
+            <w:vAlign w:val="center"/>
+          </w:tcPr>
+          <w:p>
+            <w:pPr>
+              <w:spacing w:after="0"/>
+              <w:jc w:val="center"/>
+              <w:rPr>
+                <w:rFonts w:ascii="Times New Roman" w:hAnsi="Times New Roman" w:cs="Times New Roman"/>
+                <w:sz w:val="18"/>
+                <w:szCs w:val="18"/>
+              </w:rPr>
+            </w:pPr>
+            <w:r>
+              <w:rPr>
+                <w:rFonts w:ascii="Times New Roman" w:hAnsi="Times New Roman" w:cs="Times New Roman"/>
+                <w:sz w:val="18"/>
+                <w:szCs w:val="18"/>
               </w:rPr>
               <w:t>8</w:t>
             </w:r>
@@ -2778,24 +2790,24 @@
         </w:tc>
         <w:tc>
           <w:tcPr>
-            <w:tcW w:w="238" w:type="pct"/>
-            <w:vAlign w:val="center"/>
-          </w:tcPr>
-          <w:p>
-            <w:pPr>
-              <w:spacing w:after="0"/>
-              <w:jc w:val="center"/>
-              <w:rPr>
-                <w:rFonts w:ascii="Times New Roman" w:hAnsi="Times New Roman" w:cs="Times New Roman"/>
-                <w:sz w:val="28"/>
-                <w:szCs w:val="28"/>
-              </w:rPr>
-            </w:pPr>
-            <w:r>
-              <w:rPr>
-                <w:rFonts w:ascii="Times New Roman" w:hAnsi="Times New Roman" w:cs="Times New Roman"/>
-                <w:sz w:val="28"/>
-                <w:szCs w:val="28"/>
+            <w:tcW w:w="167" w:type="pct"/>
+            <w:vAlign w:val="center"/>
+          </w:tcPr>
+          <w:p>
+            <w:pPr>
+              <w:spacing w:after="0"/>
+              <w:jc w:val="center"/>
+              <w:rPr>
+                <w:rFonts w:ascii="Times New Roman" w:hAnsi="Times New Roman" w:cs="Times New Roman"/>
+                <w:sz w:val="18"/>
+                <w:szCs w:val="18"/>
+              </w:rPr>
+            </w:pPr>
+            <w:r>
+              <w:rPr>
+                <w:rFonts w:ascii="Times New Roman" w:hAnsi="Times New Roman" w:cs="Times New Roman"/>
+                <w:sz w:val="18"/>
+                <w:szCs w:val="18"/>
               </w:rPr>
               <w:t>9</w:t>
             </w:r>
@@ -2803,24 +2815,24 @@
         </w:tc>
         <w:tc>
           <w:tcPr>
-            <w:tcW w:w="238" w:type="pct"/>
-            <w:vAlign w:val="center"/>
-          </w:tcPr>
-          <w:p>
-            <w:pPr>
-              <w:spacing w:after="0"/>
-              <w:jc w:val="center"/>
-              <w:rPr>
-                <w:rFonts w:ascii="Times New Roman" w:hAnsi="Times New Roman" w:cs="Times New Roman"/>
-                <w:sz w:val="28"/>
-                <w:szCs w:val="28"/>
-              </w:rPr>
-            </w:pPr>
-            <w:r>
-              <w:rPr>
-                <w:rFonts w:ascii="Times New Roman" w:hAnsi="Times New Roman" w:cs="Times New Roman"/>
-                <w:sz w:val="28"/>
-                <w:szCs w:val="28"/>
+            <w:tcW w:w="219" w:type="pct"/>
+            <w:vAlign w:val="center"/>
+          </w:tcPr>
+          <w:p>
+            <w:pPr>
+              <w:spacing w:after="0"/>
+              <w:jc w:val="center"/>
+              <w:rPr>
+                <w:rFonts w:ascii="Times New Roman" w:hAnsi="Times New Roman" w:cs="Times New Roman"/>
+                <w:sz w:val="18"/>
+                <w:szCs w:val="18"/>
+              </w:rPr>
+            </w:pPr>
+            <w:r>
+              <w:rPr>
+                <w:rFonts w:ascii="Times New Roman" w:hAnsi="Times New Roman" w:cs="Times New Roman"/>
+                <w:sz w:val="18"/>
+                <w:szCs w:val="18"/>
               </w:rPr>
               <w:t>10</w:t>
             </w:r>
@@ -2828,24 +2840,24 @@
         </w:tc>
         <w:tc>
           <w:tcPr>
-            <w:tcW w:w="238" w:type="pct"/>
-            <w:vAlign w:val="center"/>
-          </w:tcPr>
-          <w:p>
-            <w:pPr>
-              <w:spacing w:after="0"/>
-              <w:jc w:val="center"/>
-              <w:rPr>
-                <w:rFonts w:ascii="Times New Roman" w:hAnsi="Times New Roman" w:cs="Times New Roman"/>
-                <w:sz w:val="28"/>
-                <w:szCs w:val="28"/>
-              </w:rPr>
-            </w:pPr>
-            <w:r>
-              <w:rPr>
-                <w:rFonts w:ascii="Times New Roman" w:hAnsi="Times New Roman" w:cs="Times New Roman"/>
-                <w:sz w:val="28"/>
-                <w:szCs w:val="28"/>
+            <w:tcW w:w="216" w:type="pct"/>
+            <w:vAlign w:val="center"/>
+          </w:tcPr>
+          <w:p>
+            <w:pPr>
+              <w:spacing w:after="0"/>
+              <w:jc w:val="center"/>
+              <w:rPr>
+                <w:rFonts w:ascii="Times New Roman" w:hAnsi="Times New Roman" w:cs="Times New Roman"/>
+                <w:sz w:val="18"/>
+                <w:szCs w:val="18"/>
+              </w:rPr>
+            </w:pPr>
+            <w:r>
+              <w:rPr>
+                <w:rFonts w:ascii="Times New Roman" w:hAnsi="Times New Roman" w:cs="Times New Roman"/>
+                <w:sz w:val="18"/>
+                <w:szCs w:val="18"/>
               </w:rPr>
               <w:t>11</w:t>
             </w:r>
@@ -2853,24 +2865,24 @@
         </w:tc>
         <w:tc>
           <w:tcPr>
-            <w:tcW w:w="238" w:type="pct"/>
-            <w:vAlign w:val="center"/>
-          </w:tcPr>
-          <w:p>
-            <w:pPr>
-              <w:spacing w:after="0"/>
-              <w:jc w:val="center"/>
-              <w:rPr>
-                <w:rFonts w:ascii="Times New Roman" w:hAnsi="Times New Roman" w:cs="Times New Roman"/>
-                <w:sz w:val="28"/>
-                <w:szCs w:val="28"/>
-              </w:rPr>
-            </w:pPr>
-            <w:r>
-              <w:rPr>
-                <w:rFonts w:ascii="Times New Roman" w:hAnsi="Times New Roman" w:cs="Times New Roman"/>
-                <w:sz w:val="28"/>
-                <w:szCs w:val="28"/>
+            <w:tcW w:w="219" w:type="pct"/>
+            <w:vAlign w:val="center"/>
+          </w:tcPr>
+          <w:p>
+            <w:pPr>
+              <w:spacing w:after="0"/>
+              <w:jc w:val="center"/>
+              <w:rPr>
+                <w:rFonts w:ascii="Times New Roman" w:hAnsi="Times New Roman" w:cs="Times New Roman"/>
+                <w:sz w:val="18"/>
+                <w:szCs w:val="18"/>
+              </w:rPr>
+            </w:pPr>
+            <w:r>
+              <w:rPr>
+                <w:rFonts w:ascii="Times New Roman" w:hAnsi="Times New Roman" w:cs="Times New Roman"/>
+                <w:sz w:val="18"/>
+                <w:szCs w:val="18"/>
               </w:rPr>
               <w:t>12</w:t>
             </w:r>
@@ -2878,24 +2890,24 @@
         </w:tc>
         <w:tc>
           <w:tcPr>
-            <w:tcW w:w="238" w:type="pct"/>
-            <w:vAlign w:val="center"/>
-          </w:tcPr>
-          <w:p>
-            <w:pPr>
-              <w:spacing w:after="0"/>
-              <w:jc w:val="center"/>
-              <w:rPr>
-                <w:rFonts w:ascii="Times New Roman" w:hAnsi="Times New Roman" w:cs="Times New Roman"/>
-                <w:sz w:val="28"/>
-                <w:szCs w:val="28"/>
-              </w:rPr>
-            </w:pPr>
-            <w:r>
-              <w:rPr>
-                <w:rFonts w:ascii="Times New Roman" w:hAnsi="Times New Roman" w:cs="Times New Roman"/>
-                <w:sz w:val="28"/>
-                <w:szCs w:val="28"/>
+            <w:tcW w:w="219" w:type="pct"/>
+            <w:vAlign w:val="center"/>
+          </w:tcPr>
+          <w:p>
+            <w:pPr>
+              <w:spacing w:after="0"/>
+              <w:jc w:val="center"/>
+              <w:rPr>
+                <w:rFonts w:ascii="Times New Roman" w:hAnsi="Times New Roman" w:cs="Times New Roman"/>
+                <w:sz w:val="18"/>
+                <w:szCs w:val="18"/>
+              </w:rPr>
+            </w:pPr>
+            <w:r>
+              <w:rPr>
+                <w:rFonts w:ascii="Times New Roman" w:hAnsi="Times New Roman" w:cs="Times New Roman"/>
+                <w:sz w:val="18"/>
+                <w:szCs w:val="18"/>
               </w:rPr>
               <w:t>13</w:t>
             </w:r>
@@ -2903,24 +2915,24 @@
         </w:tc>
         <w:tc>
           <w:tcPr>
-            <w:tcW w:w="238" w:type="pct"/>
-            <w:vAlign w:val="center"/>
-          </w:tcPr>
-          <w:p>
-            <w:pPr>
-              <w:spacing w:after="0"/>
-              <w:jc w:val="center"/>
-              <w:rPr>
-                <w:rFonts w:ascii="Times New Roman" w:hAnsi="Times New Roman" w:cs="Times New Roman"/>
-                <w:sz w:val="28"/>
-                <w:szCs w:val="28"/>
-              </w:rPr>
-            </w:pPr>
-            <w:r>
-              <w:rPr>
-                <w:rFonts w:ascii="Times New Roman" w:hAnsi="Times New Roman" w:cs="Times New Roman"/>
-                <w:sz w:val="28"/>
-                <w:szCs w:val="28"/>
+            <w:tcW w:w="219" w:type="pct"/>
+            <w:vAlign w:val="center"/>
+          </w:tcPr>
+          <w:p>
+            <w:pPr>
+              <w:spacing w:after="0"/>
+              <w:jc w:val="center"/>
+              <w:rPr>
+                <w:rFonts w:ascii="Times New Roman" w:hAnsi="Times New Roman" w:cs="Times New Roman"/>
+                <w:sz w:val="18"/>
+                <w:szCs w:val="18"/>
+              </w:rPr>
+            </w:pPr>
+            <w:r>
+              <w:rPr>
+                <w:rFonts w:ascii="Times New Roman" w:hAnsi="Times New Roman" w:cs="Times New Roman"/>
+                <w:sz w:val="18"/>
+                <w:szCs w:val="18"/>
               </w:rPr>
               <w:t>14</w:t>
             </w:r>
@@ -2928,24 +2940,24 @@
         </w:tc>
         <w:tc>
           <w:tcPr>
-            <w:tcW w:w="238" w:type="pct"/>
-            <w:vAlign w:val="center"/>
-          </w:tcPr>
-          <w:p>
-            <w:pPr>
-              <w:spacing w:after="0"/>
-              <w:jc w:val="center"/>
-              <w:rPr>
-                <w:rFonts w:ascii="Times New Roman" w:hAnsi="Times New Roman" w:cs="Times New Roman"/>
-                <w:sz w:val="28"/>
-                <w:szCs w:val="28"/>
-              </w:rPr>
-            </w:pPr>
-            <w:r>
-              <w:rPr>
-                <w:rFonts w:ascii="Times New Roman" w:hAnsi="Times New Roman" w:cs="Times New Roman"/>
-                <w:sz w:val="28"/>
-                <w:szCs w:val="28"/>
+            <w:tcW w:w="219" w:type="pct"/>
+            <w:vAlign w:val="center"/>
+          </w:tcPr>
+          <w:p>
+            <w:pPr>
+              <w:spacing w:after="0"/>
+              <w:jc w:val="center"/>
+              <w:rPr>
+                <w:rFonts w:ascii="Times New Roman" w:hAnsi="Times New Roman" w:cs="Times New Roman"/>
+                <w:sz w:val="18"/>
+                <w:szCs w:val="18"/>
+              </w:rPr>
+            </w:pPr>
+            <w:r>
+              <w:rPr>
+                <w:rFonts w:ascii="Times New Roman" w:hAnsi="Times New Roman" w:cs="Times New Roman"/>
+                <w:sz w:val="18"/>
+                <w:szCs w:val="18"/>
               </w:rPr>
               <w:t>15</w:t>
             </w:r>
@@ -2953,24 +2965,24 @@
         </w:tc>
         <w:tc>
           <w:tcPr>
-            <w:tcW w:w="238" w:type="pct"/>
-            <w:vAlign w:val="center"/>
-          </w:tcPr>
-          <w:p>
-            <w:pPr>
-              <w:spacing w:after="0"/>
-              <w:jc w:val="center"/>
-              <w:rPr>
-                <w:rFonts w:ascii="Times New Roman" w:hAnsi="Times New Roman" w:cs="Times New Roman"/>
-                <w:sz w:val="28"/>
-                <w:szCs w:val="28"/>
-              </w:rPr>
-            </w:pPr>
-            <w:r>
-              <w:rPr>
-                <w:rFonts w:ascii="Times New Roman" w:hAnsi="Times New Roman" w:cs="Times New Roman"/>
-                <w:sz w:val="28"/>
-                <w:szCs w:val="28"/>
+            <w:tcW w:w="219" w:type="pct"/>
+            <w:vAlign w:val="center"/>
+          </w:tcPr>
+          <w:p>
+            <w:pPr>
+              <w:spacing w:after="0"/>
+              <w:jc w:val="center"/>
+              <w:rPr>
+                <w:rFonts w:ascii="Times New Roman" w:hAnsi="Times New Roman" w:cs="Times New Roman"/>
+                <w:sz w:val="18"/>
+                <w:szCs w:val="18"/>
+              </w:rPr>
+            </w:pPr>
+            <w:r>
+              <w:rPr>
+                <w:rFonts w:ascii="Times New Roman" w:hAnsi="Times New Roman" w:cs="Times New Roman"/>
+                <w:sz w:val="18"/>
+                <w:szCs w:val="18"/>
               </w:rPr>
               <w:t>16</w:t>
             </w:r>
@@ -2978,24 +2990,24 @@
         </w:tc>
         <w:tc>
           <w:tcPr>
-            <w:tcW w:w="238" w:type="pct"/>
-            <w:vAlign w:val="center"/>
-          </w:tcPr>
-          <w:p>
-            <w:pPr>
-              <w:spacing w:after="0"/>
-              <w:jc w:val="center"/>
-              <w:rPr>
-                <w:rFonts w:ascii="Times New Roman" w:hAnsi="Times New Roman" w:cs="Times New Roman"/>
-                <w:sz w:val="28"/>
-                <w:szCs w:val="28"/>
-              </w:rPr>
-            </w:pPr>
-            <w:r>
-              <w:rPr>
-                <w:rFonts w:ascii="Times New Roman" w:hAnsi="Times New Roman" w:cs="Times New Roman"/>
-                <w:sz w:val="28"/>
-                <w:szCs w:val="28"/>
+            <w:tcW w:w="219" w:type="pct"/>
+            <w:vAlign w:val="center"/>
+          </w:tcPr>
+          <w:p>
+            <w:pPr>
+              <w:spacing w:after="0"/>
+              <w:jc w:val="center"/>
+              <w:rPr>
+                <w:rFonts w:ascii="Times New Roman" w:hAnsi="Times New Roman" w:cs="Times New Roman"/>
+                <w:sz w:val="18"/>
+                <w:szCs w:val="18"/>
+              </w:rPr>
+            </w:pPr>
+            <w:r>
+              <w:rPr>
+                <w:rFonts w:ascii="Times New Roman" w:hAnsi="Times New Roman" w:cs="Times New Roman"/>
+                <w:sz w:val="18"/>
+                <w:szCs w:val="18"/>
               </w:rPr>
               <w:t>17</w:t>
             </w:r>
@@ -3003,24 +3015,24 @@
         </w:tc>
         <w:tc>
           <w:tcPr>
-            <w:tcW w:w="238" w:type="pct"/>
-            <w:vAlign w:val="center"/>
-          </w:tcPr>
-          <w:p>
-            <w:pPr>
-              <w:spacing w:after="0"/>
-              <w:jc w:val="center"/>
-              <w:rPr>
-                <w:rFonts w:ascii="Times New Roman" w:hAnsi="Times New Roman" w:cs="Times New Roman"/>
-                <w:sz w:val="28"/>
-                <w:szCs w:val="28"/>
-              </w:rPr>
-            </w:pPr>
-            <w:r>
-              <w:rPr>
-                <w:rFonts w:ascii="Times New Roman" w:hAnsi="Times New Roman" w:cs="Times New Roman"/>
-                <w:sz w:val="28"/>
-                <w:szCs w:val="28"/>
+            <w:tcW w:w="219" w:type="pct"/>
+            <w:vAlign w:val="center"/>
+          </w:tcPr>
+          <w:p>
+            <w:pPr>
+              <w:spacing w:after="0"/>
+              <w:jc w:val="center"/>
+              <w:rPr>
+                <w:rFonts w:ascii="Times New Roman" w:hAnsi="Times New Roman" w:cs="Times New Roman"/>
+                <w:sz w:val="18"/>
+                <w:szCs w:val="18"/>
+              </w:rPr>
+            </w:pPr>
+            <w:r>
+              <w:rPr>
+                <w:rFonts w:ascii="Times New Roman" w:hAnsi="Times New Roman" w:cs="Times New Roman"/>
+                <w:sz w:val="18"/>
+                <w:szCs w:val="18"/>
               </w:rPr>
               <w:t>18</w:t>
             </w:r>
@@ -3028,24 +3040,24 @@
         </w:tc>
         <w:tc>
           <w:tcPr>
-            <w:tcW w:w="238" w:type="pct"/>
-            <w:vAlign w:val="center"/>
-          </w:tcPr>
-          <w:p>
-            <w:pPr>
-              <w:spacing w:after="0"/>
-              <w:jc w:val="center"/>
-              <w:rPr>
-                <w:rFonts w:ascii="Times New Roman" w:hAnsi="Times New Roman" w:cs="Times New Roman"/>
-                <w:sz w:val="28"/>
-                <w:szCs w:val="28"/>
-              </w:rPr>
-            </w:pPr>
-            <w:r>
-              <w:rPr>
-                <w:rFonts w:ascii="Times New Roman" w:hAnsi="Times New Roman" w:cs="Times New Roman"/>
-                <w:sz w:val="28"/>
-                <w:szCs w:val="28"/>
+            <w:tcW w:w="219" w:type="pct"/>
+            <w:vAlign w:val="center"/>
+          </w:tcPr>
+          <w:p>
+            <w:pPr>
+              <w:spacing w:after="0"/>
+              <w:jc w:val="center"/>
+              <w:rPr>
+                <w:rFonts w:ascii="Times New Roman" w:hAnsi="Times New Roman" w:cs="Times New Roman"/>
+                <w:sz w:val="18"/>
+                <w:szCs w:val="18"/>
+              </w:rPr>
+            </w:pPr>
+            <w:r>
+              <w:rPr>
+                <w:rFonts w:ascii="Times New Roman" w:hAnsi="Times New Roman" w:cs="Times New Roman"/>
+                <w:sz w:val="18"/>
+                <w:szCs w:val="18"/>
               </w:rPr>
               <w:t>19</w:t>
             </w:r>
@@ -3053,24 +3065,24 @@
         </w:tc>
         <w:tc>
           <w:tcPr>
-            <w:tcW w:w="238" w:type="pct"/>
-            <w:vAlign w:val="center"/>
-          </w:tcPr>
-          <w:p>
-            <w:pPr>
-              <w:spacing w:after="0"/>
-              <w:jc w:val="center"/>
-              <w:rPr>
-                <w:rFonts w:ascii="Times New Roman" w:hAnsi="Times New Roman" w:cs="Times New Roman"/>
-                <w:sz w:val="28"/>
-                <w:szCs w:val="28"/>
-              </w:rPr>
-            </w:pPr>
-            <w:r>
-              <w:rPr>
-                <w:rFonts w:ascii="Times New Roman" w:hAnsi="Times New Roman" w:cs="Times New Roman"/>
-                <w:sz w:val="28"/>
-                <w:szCs w:val="28"/>
+            <w:tcW w:w="219" w:type="pct"/>
+            <w:vAlign w:val="center"/>
+          </w:tcPr>
+          <w:p>
+            <w:pPr>
+              <w:spacing w:after="0"/>
+              <w:jc w:val="center"/>
+              <w:rPr>
+                <w:rFonts w:ascii="Times New Roman" w:hAnsi="Times New Roman" w:cs="Times New Roman"/>
+                <w:sz w:val="18"/>
+                <w:szCs w:val="18"/>
+              </w:rPr>
+            </w:pPr>
+            <w:r>
+              <w:rPr>
+                <w:rFonts w:ascii="Times New Roman" w:hAnsi="Times New Roman" w:cs="Times New Roman"/>
+                <w:sz w:val="18"/>
+                <w:szCs w:val="18"/>
               </w:rPr>
               <w:t>20</w:t>
             </w:r>
@@ -3080,7 +3092,7 @@
       <w:tr>
         <w:tc>
           <w:tcPr>
-            <w:tcW w:w="238" w:type="pct"/>
+            <w:tcW w:w="982" w:type="pct"/>
             <w:vAlign w:val="center"/>
           </w:tcPr>
           <w:p>
@@ -3105,24 +3117,24 @@
         </w:tc>
         <w:tc>
           <w:tcPr>
-            <w:tcW w:w="238" w:type="pct"/>
-            <w:vAlign w:val="center"/>
-          </w:tcPr>
-          <w:p>
-            <w:pPr>
-              <w:spacing w:after="0"/>
-              <w:jc w:val="center"/>
-              <w:rPr>
-                <w:rFonts w:ascii="Times New Roman" w:hAnsi="Times New Roman" w:cs="Times New Roman"/>
-                <w:sz w:val="28"/>
-                <w:szCs w:val="28"/>
-              </w:rPr>
-            </w:pPr>
-            <w:r>
-              <w:rPr>
-                <w:rFonts w:ascii="Times New Roman" w:hAnsi="Times New Roman" w:cs="Times New Roman"/>
-                <w:sz w:val="28"/>
-                <w:szCs w:val="28"/>
+            <w:tcW w:w="167" w:type="pct"/>
+            <w:vAlign w:val="center"/>
+          </w:tcPr>
+          <w:p>
+            <w:pPr>
+              <w:spacing w:after="0"/>
+              <w:jc w:val="center"/>
+              <w:rPr>
+                <w:rFonts w:ascii="Times New Roman" w:hAnsi="Times New Roman" w:cs="Times New Roman"/>
+                <w:sz w:val="18"/>
+                <w:szCs w:val="18"/>
+              </w:rPr>
+            </w:pPr>
+            <w:r>
+              <w:rPr>
+                <w:rFonts w:ascii="Times New Roman" w:hAnsi="Times New Roman" w:cs="Times New Roman"/>
+                <w:sz w:val="18"/>
+                <w:szCs w:val="18"/>
               </w:rPr>
               <w:t>1</w:t>
             </w:r>
@@ -3130,24 +3142,24 @@
         </w:tc>
         <w:tc>
           <w:tcPr>
-            <w:tcW w:w="238" w:type="pct"/>
-            <w:vAlign w:val="center"/>
-          </w:tcPr>
-          <w:p>
-            <w:pPr>
-              <w:spacing w:after="0"/>
-              <w:jc w:val="center"/>
-              <w:rPr>
-                <w:rFonts w:ascii="Times New Roman" w:hAnsi="Times New Roman" w:cs="Times New Roman"/>
-                <w:sz w:val="28"/>
-                <w:szCs w:val="28"/>
-              </w:rPr>
-            </w:pPr>
-            <w:r>
-              <w:rPr>
-                <w:rFonts w:ascii="Times New Roman" w:hAnsi="Times New Roman" w:cs="Times New Roman"/>
-                <w:sz w:val="28"/>
-                <w:szCs w:val="28"/>
+            <w:tcW w:w="167" w:type="pct"/>
+            <w:vAlign w:val="center"/>
+          </w:tcPr>
+          <w:p>
+            <w:pPr>
+              <w:spacing w:after="0"/>
+              <w:jc w:val="center"/>
+              <w:rPr>
+                <w:rFonts w:ascii="Times New Roman" w:hAnsi="Times New Roman" w:cs="Times New Roman"/>
+                <w:sz w:val="18"/>
+                <w:szCs w:val="18"/>
+              </w:rPr>
+            </w:pPr>
+            <w:r>
+              <w:rPr>
+                <w:rFonts w:ascii="Times New Roman" w:hAnsi="Times New Roman" w:cs="Times New Roman"/>
+                <w:sz w:val="18"/>
+                <w:szCs w:val="18"/>
               </w:rPr>
               <w:t>1</w:t>
             </w:r>
@@ -3155,24 +3167,24 @@
         </w:tc>
         <w:tc>
           <w:tcPr>
-            <w:tcW w:w="238" w:type="pct"/>
-            <w:vAlign w:val="center"/>
-          </w:tcPr>
-          <w:p>
-            <w:pPr>
-              <w:spacing w:after="0"/>
-              <w:jc w:val="center"/>
-              <w:rPr>
-                <w:rFonts w:ascii="Times New Roman" w:hAnsi="Times New Roman" w:cs="Times New Roman"/>
-                <w:sz w:val="28"/>
-                <w:szCs w:val="28"/>
-              </w:rPr>
-            </w:pPr>
-            <w:r>
-              <w:rPr>
-                <w:rFonts w:ascii="Times New Roman" w:hAnsi="Times New Roman" w:cs="Times New Roman"/>
-                <w:sz w:val="28"/>
-                <w:szCs w:val="28"/>
+            <w:tcW w:w="167" w:type="pct"/>
+            <w:vAlign w:val="center"/>
+          </w:tcPr>
+          <w:p>
+            <w:pPr>
+              <w:spacing w:after="0"/>
+              <w:jc w:val="center"/>
+              <w:rPr>
+                <w:rFonts w:ascii="Times New Roman" w:hAnsi="Times New Roman" w:cs="Times New Roman"/>
+                <w:sz w:val="18"/>
+                <w:szCs w:val="18"/>
+              </w:rPr>
+            </w:pPr>
+            <w:r>
+              <w:rPr>
+                <w:rFonts w:ascii="Times New Roman" w:hAnsi="Times New Roman" w:cs="Times New Roman"/>
+                <w:sz w:val="18"/>
+                <w:szCs w:val="18"/>
               </w:rPr>
               <w:t>1</w:t>
             </w:r>
@@ -3180,74 +3192,84 @@
         </w:tc>
         <w:tc>
           <w:tcPr>
-            <w:tcW w:w="238" w:type="pct"/>
-            <w:vAlign w:val="center"/>
-          </w:tcPr>
-          <w:p>
-            <w:pPr>
-              <w:spacing w:after="0"/>
-              <w:jc w:val="center"/>
-              <w:rPr>
-                <w:rFonts w:ascii="Times New Roman" w:hAnsi="Times New Roman" w:cs="Times New Roman"/>
-                <w:sz w:val="28"/>
-                <w:szCs w:val="28"/>
-              </w:rPr>
-            </w:pPr>
-            <w:r>
-              <w:rPr>
-                <w:rFonts w:ascii="Times New Roman" w:hAnsi="Times New Roman" w:cs="Times New Roman"/>
-                <w:sz w:val="28"/>
-                <w:szCs w:val="28"/>
-              </w:rPr>
-              <w:t>16</w:t>
-            </w:r>
-          </w:p>
-        </w:tc>
-        <w:tc>
-          <w:tcPr>
-            <w:tcW w:w="238" w:type="pct"/>
-            <w:vAlign w:val="center"/>
-          </w:tcPr>
-          <w:p>
-            <w:pPr>
-              <w:spacing w:after="0"/>
-              <w:jc w:val="center"/>
-              <w:rPr>
-                <w:rFonts w:ascii="Times New Roman" w:hAnsi="Times New Roman" w:cs="Times New Roman"/>
-                <w:sz w:val="28"/>
-                <w:szCs w:val="28"/>
-              </w:rPr>
-            </w:pPr>
-            <w:r>
-              <w:rPr>
-                <w:rFonts w:ascii="Times New Roman" w:hAnsi="Times New Roman" w:cs="Times New Roman"/>
-                <w:sz w:val="28"/>
-                <w:szCs w:val="28"/>
+            <w:tcW w:w="219" w:type="pct"/>
+            <w:vAlign w:val="center"/>
+          </w:tcPr>
+          <w:p>
+            <w:pPr>
+              <w:spacing w:after="0"/>
+              <w:jc w:val="center"/>
+              <w:rPr>
+                <w:rFonts w:ascii="Times New Roman" w:hAnsi="Times New Roman" w:cs="Times New Roman"/>
+                <w:sz w:val="18"/>
+                <w:szCs w:val="18"/>
+                <w:lang w:val="en-US"/>
+              </w:rPr>
+            </w:pPr>
+            <w:r>
+              <w:rPr>
+                <w:rFonts w:ascii="Times New Roman" w:hAnsi="Times New Roman" w:cs="Times New Roman"/>
+                <w:sz w:val="18"/>
+                <w:szCs w:val="18"/>
               </w:rPr>
               <w:t>1</w:t>
             </w:r>
-          </w:p>
-        </w:tc>
-        <w:tc>
-          <w:tcPr>
-            <w:tcW w:w="238" w:type="pct"/>
-            <w:vAlign w:val="center"/>
-          </w:tcPr>
-          <w:p>
-            <w:pPr>
-              <w:spacing w:after="0"/>
-              <w:jc w:val="center"/>
-              <w:rPr>
-                <w:rFonts w:ascii="Times New Roman" w:hAnsi="Times New Roman" w:cs="Times New Roman"/>
-                <w:sz w:val="28"/>
-                <w:szCs w:val="28"/>
-              </w:rPr>
-            </w:pPr>
-            <w:r>
-              <w:rPr>
-                <w:rFonts w:ascii="Times New Roman" w:hAnsi="Times New Roman" w:cs="Times New Roman"/>
-                <w:sz w:val="28"/>
-                <w:szCs w:val="28"/>
+            <w:r>
+              <w:rPr>
+                <w:rFonts w:ascii="Times New Roman" w:hAnsi="Times New Roman" w:cs="Times New Roman"/>
+                <w:sz w:val="18"/>
+                <w:szCs w:val="18"/>
+                <w:lang w:val="en-US"/>
+              </w:rPr>
+              <w:t>5</w:t>
+            </w:r>
+          </w:p>
+        </w:tc>
+        <w:tc>
+          <w:tcPr>
+            <w:tcW w:w="167" w:type="pct"/>
+            <w:vAlign w:val="center"/>
+          </w:tcPr>
+          <w:p>
+            <w:pPr>
+              <w:spacing w:after="0"/>
+              <w:jc w:val="center"/>
+              <w:rPr>
+                <w:rFonts w:ascii="Times New Roman" w:hAnsi="Times New Roman" w:cs="Times New Roman"/>
+                <w:sz w:val="18"/>
+                <w:szCs w:val="18"/>
+              </w:rPr>
+            </w:pPr>
+            <w:r>
+              <w:rPr>
+                <w:rFonts w:ascii="Times New Roman" w:hAnsi="Times New Roman" w:cs="Times New Roman"/>
+                <w:sz w:val="18"/>
+                <w:szCs w:val="18"/>
+              </w:rPr>
+              <w:t>1</w:t>
+            </w:r>
+          </w:p>
+        </w:tc>
+        <w:tc>
+          <w:tcPr>
+            <w:tcW w:w="252" w:type="pct"/>
+            <w:vAlign w:val="center"/>
+          </w:tcPr>
+          <w:p>
+            <w:pPr>
+              <w:spacing w:after="0"/>
+              <w:jc w:val="center"/>
+              <w:rPr>
+                <w:rFonts w:ascii="Times New Roman" w:hAnsi="Times New Roman" w:cs="Times New Roman"/>
+                <w:sz w:val="18"/>
+                <w:szCs w:val="18"/>
+              </w:rPr>
+            </w:pPr>
+            <w:r>
+              <w:rPr>
+                <w:rFonts w:ascii="Times New Roman" w:hAnsi="Times New Roman" w:cs="Times New Roman"/>
+                <w:sz w:val="18"/>
+                <w:szCs w:val="18"/>
               </w:rPr>
               <w:t>12</w:t>
             </w:r>
@@ -3255,24 +3277,24 @@
         </w:tc>
         <w:tc>
           <w:tcPr>
-            <w:tcW w:w="238" w:type="pct"/>
-            <w:vAlign w:val="center"/>
-          </w:tcPr>
-          <w:p>
-            <w:pPr>
-              <w:spacing w:after="0"/>
-              <w:jc w:val="center"/>
-              <w:rPr>
-                <w:rFonts w:ascii="Times New Roman" w:hAnsi="Times New Roman" w:cs="Times New Roman"/>
-                <w:sz w:val="28"/>
-                <w:szCs w:val="28"/>
-              </w:rPr>
-            </w:pPr>
-            <w:r>
-              <w:rPr>
-                <w:rFonts w:ascii="Times New Roman" w:hAnsi="Times New Roman" w:cs="Times New Roman"/>
-                <w:sz w:val="28"/>
-                <w:szCs w:val="28"/>
+            <w:tcW w:w="135" w:type="pct"/>
+            <w:vAlign w:val="center"/>
+          </w:tcPr>
+          <w:p>
+            <w:pPr>
+              <w:spacing w:after="0"/>
+              <w:jc w:val="center"/>
+              <w:rPr>
+                <w:rFonts w:ascii="Times New Roman" w:hAnsi="Times New Roman" w:cs="Times New Roman"/>
+                <w:sz w:val="18"/>
+                <w:szCs w:val="18"/>
+              </w:rPr>
+            </w:pPr>
+            <w:r>
+              <w:rPr>
+                <w:rFonts w:ascii="Times New Roman" w:hAnsi="Times New Roman" w:cs="Times New Roman"/>
+                <w:sz w:val="18"/>
+                <w:szCs w:val="18"/>
               </w:rPr>
               <w:t>3</w:t>
             </w:r>
@@ -3280,24 +3302,24 @@
         </w:tc>
         <w:tc>
           <w:tcPr>
-            <w:tcW w:w="238" w:type="pct"/>
-            <w:vAlign w:val="center"/>
-          </w:tcPr>
-          <w:p>
-            <w:pPr>
-              <w:spacing w:after="0"/>
-              <w:jc w:val="center"/>
-              <w:rPr>
-                <w:rFonts w:ascii="Times New Roman" w:hAnsi="Times New Roman" w:cs="Times New Roman"/>
-                <w:sz w:val="28"/>
-                <w:szCs w:val="28"/>
-              </w:rPr>
-            </w:pPr>
-            <w:r>
-              <w:rPr>
-                <w:rFonts w:ascii="Times New Roman" w:hAnsi="Times New Roman" w:cs="Times New Roman"/>
-                <w:sz w:val="28"/>
-                <w:szCs w:val="28"/>
+            <w:tcW w:w="167" w:type="pct"/>
+            <w:vAlign w:val="center"/>
+          </w:tcPr>
+          <w:p>
+            <w:pPr>
+              <w:spacing w:after="0"/>
+              <w:jc w:val="center"/>
+              <w:rPr>
+                <w:rFonts w:ascii="Times New Roman" w:hAnsi="Times New Roman" w:cs="Times New Roman"/>
+                <w:sz w:val="18"/>
+                <w:szCs w:val="18"/>
+              </w:rPr>
+            </w:pPr>
+            <w:r>
+              <w:rPr>
+                <w:rFonts w:ascii="Times New Roman" w:hAnsi="Times New Roman" w:cs="Times New Roman"/>
+                <w:sz w:val="18"/>
+                <w:szCs w:val="18"/>
               </w:rPr>
               <w:t>2</w:t>
             </w:r>
@@ -3305,24 +3327,24 @@
         </w:tc>
         <w:tc>
           <w:tcPr>
-            <w:tcW w:w="238" w:type="pct"/>
-            <w:vAlign w:val="center"/>
-          </w:tcPr>
-          <w:p>
-            <w:pPr>
-              <w:spacing w:after="0"/>
-              <w:jc w:val="center"/>
-              <w:rPr>
-                <w:rFonts w:ascii="Times New Roman" w:hAnsi="Times New Roman" w:cs="Times New Roman"/>
-                <w:sz w:val="28"/>
-                <w:szCs w:val="28"/>
-              </w:rPr>
-            </w:pPr>
-            <w:r>
-              <w:rPr>
-                <w:rFonts w:ascii="Times New Roman" w:hAnsi="Times New Roman" w:cs="Times New Roman"/>
-                <w:sz w:val="28"/>
-                <w:szCs w:val="28"/>
+            <w:tcW w:w="167" w:type="pct"/>
+            <w:vAlign w:val="center"/>
+          </w:tcPr>
+          <w:p>
+            <w:pPr>
+              <w:spacing w:after="0"/>
+              <w:jc w:val="center"/>
+              <w:rPr>
+                <w:rFonts w:ascii="Times New Roman" w:hAnsi="Times New Roman" w:cs="Times New Roman"/>
+                <w:sz w:val="18"/>
+                <w:szCs w:val="18"/>
+              </w:rPr>
+            </w:pPr>
+            <w:r>
+              <w:rPr>
+                <w:rFonts w:ascii="Times New Roman" w:hAnsi="Times New Roman" w:cs="Times New Roman"/>
+                <w:sz w:val="18"/>
+                <w:szCs w:val="18"/>
               </w:rPr>
               <w:t>1</w:t>
             </w:r>
@@ -3330,24 +3352,24 @@
         </w:tc>
         <w:tc>
           <w:tcPr>
-            <w:tcW w:w="238" w:type="pct"/>
-            <w:vAlign w:val="center"/>
-          </w:tcPr>
-          <w:p>
-            <w:pPr>
-              <w:spacing w:after="0"/>
-              <w:jc w:val="center"/>
-              <w:rPr>
-                <w:rFonts w:ascii="Times New Roman" w:hAnsi="Times New Roman" w:cs="Times New Roman"/>
-                <w:sz w:val="28"/>
-                <w:szCs w:val="28"/>
-              </w:rPr>
-            </w:pPr>
-            <w:r>
-              <w:rPr>
-                <w:rFonts w:ascii="Times New Roman" w:hAnsi="Times New Roman" w:cs="Times New Roman"/>
-                <w:sz w:val="28"/>
-                <w:szCs w:val="28"/>
+            <w:tcW w:w="219" w:type="pct"/>
+            <w:vAlign w:val="center"/>
+          </w:tcPr>
+          <w:p>
+            <w:pPr>
+              <w:spacing w:after="0"/>
+              <w:jc w:val="center"/>
+              <w:rPr>
+                <w:rFonts w:ascii="Times New Roman" w:hAnsi="Times New Roman" w:cs="Times New Roman"/>
+                <w:sz w:val="18"/>
+                <w:szCs w:val="18"/>
+              </w:rPr>
+            </w:pPr>
+            <w:r>
+              <w:rPr>
+                <w:rFonts w:ascii="Times New Roman" w:hAnsi="Times New Roman" w:cs="Times New Roman"/>
+                <w:sz w:val="18"/>
+                <w:szCs w:val="18"/>
               </w:rPr>
               <w:t>8</w:t>
             </w:r>
@@ -3355,24 +3377,24 @@
         </w:tc>
         <w:tc>
           <w:tcPr>
-            <w:tcW w:w="238" w:type="pct"/>
-            <w:vAlign w:val="center"/>
-          </w:tcPr>
-          <w:p>
-            <w:pPr>
-              <w:spacing w:after="0"/>
-              <w:jc w:val="center"/>
-              <w:rPr>
-                <w:rFonts w:ascii="Times New Roman" w:hAnsi="Times New Roman" w:cs="Times New Roman"/>
-                <w:sz w:val="28"/>
-                <w:szCs w:val="28"/>
-              </w:rPr>
-            </w:pPr>
-            <w:r>
-              <w:rPr>
-                <w:rFonts w:ascii="Times New Roman" w:hAnsi="Times New Roman" w:cs="Times New Roman"/>
-                <w:sz w:val="28"/>
-                <w:szCs w:val="28"/>
+            <w:tcW w:w="216" w:type="pct"/>
+            <w:vAlign w:val="center"/>
+          </w:tcPr>
+          <w:p>
+            <w:pPr>
+              <w:spacing w:after="0"/>
+              <w:jc w:val="center"/>
+              <w:rPr>
+                <w:rFonts w:ascii="Times New Roman" w:hAnsi="Times New Roman" w:cs="Times New Roman"/>
+                <w:sz w:val="18"/>
+                <w:szCs w:val="18"/>
+              </w:rPr>
+            </w:pPr>
+            <w:r>
+              <w:rPr>
+                <w:rFonts w:ascii="Times New Roman" w:hAnsi="Times New Roman" w:cs="Times New Roman"/>
+                <w:sz w:val="18"/>
+                <w:szCs w:val="18"/>
               </w:rPr>
               <w:t>1</w:t>
             </w:r>
@@ -3380,24 +3402,24 @@
         </w:tc>
         <w:tc>
           <w:tcPr>
-            <w:tcW w:w="238" w:type="pct"/>
-            <w:vAlign w:val="center"/>
-          </w:tcPr>
-          <w:p>
-            <w:pPr>
-              <w:spacing w:after="0"/>
-              <w:jc w:val="center"/>
-              <w:rPr>
-                <w:rFonts w:ascii="Times New Roman" w:hAnsi="Times New Roman" w:cs="Times New Roman"/>
-                <w:sz w:val="28"/>
-                <w:szCs w:val="28"/>
-              </w:rPr>
-            </w:pPr>
-            <w:r>
-              <w:rPr>
-                <w:rFonts w:ascii="Times New Roman" w:hAnsi="Times New Roman" w:cs="Times New Roman"/>
-                <w:sz w:val="28"/>
-                <w:szCs w:val="28"/>
+            <w:tcW w:w="219" w:type="pct"/>
+            <w:vAlign w:val="center"/>
+          </w:tcPr>
+          <w:p>
+            <w:pPr>
+              <w:spacing w:after="0"/>
+              <w:jc w:val="center"/>
+              <w:rPr>
+                <w:rFonts w:ascii="Times New Roman" w:hAnsi="Times New Roman" w:cs="Times New Roman"/>
+                <w:sz w:val="18"/>
+                <w:szCs w:val="18"/>
+              </w:rPr>
+            </w:pPr>
+            <w:r>
+              <w:rPr>
+                <w:rFonts w:ascii="Times New Roman" w:hAnsi="Times New Roman" w:cs="Times New Roman"/>
+                <w:sz w:val="18"/>
+                <w:szCs w:val="18"/>
               </w:rPr>
               <w:t>6</w:t>
             </w:r>
@@ -3405,24 +3427,24 @@
         </w:tc>
         <w:tc>
           <w:tcPr>
-            <w:tcW w:w="238" w:type="pct"/>
-            <w:vAlign w:val="center"/>
-          </w:tcPr>
-          <w:p>
-            <w:pPr>
-              <w:spacing w:after="0"/>
-              <w:jc w:val="center"/>
-              <w:rPr>
-                <w:rFonts w:ascii="Times New Roman" w:hAnsi="Times New Roman" w:cs="Times New Roman"/>
-                <w:sz w:val="28"/>
-                <w:szCs w:val="28"/>
-              </w:rPr>
-            </w:pPr>
-            <w:r>
-              <w:rPr>
-                <w:rFonts w:ascii="Times New Roman" w:hAnsi="Times New Roman" w:cs="Times New Roman"/>
-                <w:sz w:val="28"/>
-                <w:szCs w:val="28"/>
+            <w:tcW w:w="219" w:type="pct"/>
+            <w:vAlign w:val="center"/>
+          </w:tcPr>
+          <w:p>
+            <w:pPr>
+              <w:spacing w:after="0"/>
+              <w:jc w:val="center"/>
+              <w:rPr>
+                <w:rFonts w:ascii="Times New Roman" w:hAnsi="Times New Roman" w:cs="Times New Roman"/>
+                <w:sz w:val="18"/>
+                <w:szCs w:val="18"/>
+              </w:rPr>
+            </w:pPr>
+            <w:r>
+              <w:rPr>
+                <w:rFonts w:ascii="Times New Roman" w:hAnsi="Times New Roman" w:cs="Times New Roman"/>
+                <w:sz w:val="18"/>
+                <w:szCs w:val="18"/>
               </w:rPr>
               <w:t>2</w:t>
             </w:r>
@@ -3430,24 +3452,24 @@
         </w:tc>
         <w:tc>
           <w:tcPr>
-            <w:tcW w:w="238" w:type="pct"/>
-            <w:vAlign w:val="center"/>
-          </w:tcPr>
-          <w:p>
-            <w:pPr>
-              <w:spacing w:after="0"/>
-              <w:jc w:val="center"/>
-              <w:rPr>
-                <w:rFonts w:ascii="Times New Roman" w:hAnsi="Times New Roman" w:cs="Times New Roman"/>
-                <w:sz w:val="28"/>
-                <w:szCs w:val="28"/>
-              </w:rPr>
-            </w:pPr>
-            <w:r>
-              <w:rPr>
-                <w:rFonts w:ascii="Times New Roman" w:hAnsi="Times New Roman" w:cs="Times New Roman"/>
-                <w:sz w:val="28"/>
-                <w:szCs w:val="28"/>
+            <w:tcW w:w="219" w:type="pct"/>
+            <w:vAlign w:val="center"/>
+          </w:tcPr>
+          <w:p>
+            <w:pPr>
+              <w:spacing w:after="0"/>
+              <w:jc w:val="center"/>
+              <w:rPr>
+                <w:rFonts w:ascii="Times New Roman" w:hAnsi="Times New Roman" w:cs="Times New Roman"/>
+                <w:sz w:val="18"/>
+                <w:szCs w:val="18"/>
+              </w:rPr>
+            </w:pPr>
+            <w:r>
+              <w:rPr>
+                <w:rFonts w:ascii="Times New Roman" w:hAnsi="Times New Roman" w:cs="Times New Roman"/>
+                <w:sz w:val="18"/>
+                <w:szCs w:val="18"/>
               </w:rPr>
               <w:t>3</w:t>
             </w:r>
@@ -3455,24 +3477,24 @@
         </w:tc>
         <w:tc>
           <w:tcPr>
-            <w:tcW w:w="238" w:type="pct"/>
-            <w:vAlign w:val="center"/>
-          </w:tcPr>
-          <w:p>
-            <w:pPr>
-              <w:spacing w:after="0"/>
-              <w:jc w:val="center"/>
-              <w:rPr>
-                <w:rFonts w:ascii="Times New Roman" w:hAnsi="Times New Roman" w:cs="Times New Roman"/>
-                <w:sz w:val="28"/>
-                <w:szCs w:val="28"/>
-              </w:rPr>
-            </w:pPr>
-            <w:r>
-              <w:rPr>
-                <w:rFonts w:ascii="Times New Roman" w:hAnsi="Times New Roman" w:cs="Times New Roman"/>
-                <w:sz w:val="28"/>
-                <w:szCs w:val="28"/>
+            <w:tcW w:w="219" w:type="pct"/>
+            <w:vAlign w:val="center"/>
+          </w:tcPr>
+          <w:p>
+            <w:pPr>
+              <w:spacing w:after="0"/>
+              <w:jc w:val="center"/>
+              <w:rPr>
+                <w:rFonts w:ascii="Times New Roman" w:hAnsi="Times New Roman" w:cs="Times New Roman"/>
+                <w:sz w:val="18"/>
+                <w:szCs w:val="18"/>
+              </w:rPr>
+            </w:pPr>
+            <w:r>
+              <w:rPr>
+                <w:rFonts w:ascii="Times New Roman" w:hAnsi="Times New Roman" w:cs="Times New Roman"/>
+                <w:sz w:val="18"/>
+                <w:szCs w:val="18"/>
               </w:rPr>
               <w:t>1</w:t>
             </w:r>
@@ -3480,24 +3502,24 @@
         </w:tc>
         <w:tc>
           <w:tcPr>
-            <w:tcW w:w="238" w:type="pct"/>
-            <w:vAlign w:val="center"/>
-          </w:tcPr>
-          <w:p>
-            <w:pPr>
-              <w:spacing w:after="0"/>
-              <w:jc w:val="center"/>
-              <w:rPr>
-                <w:rFonts w:ascii="Times New Roman" w:hAnsi="Times New Roman" w:cs="Times New Roman"/>
-                <w:sz w:val="28"/>
-                <w:szCs w:val="28"/>
-              </w:rPr>
-            </w:pPr>
-            <w:r>
-              <w:rPr>
-                <w:rFonts w:ascii="Times New Roman" w:hAnsi="Times New Roman" w:cs="Times New Roman"/>
-                <w:sz w:val="28"/>
-                <w:szCs w:val="28"/>
+            <w:tcW w:w="219" w:type="pct"/>
+            <w:vAlign w:val="center"/>
+          </w:tcPr>
+          <w:p>
+            <w:pPr>
+              <w:spacing w:after="0"/>
+              <w:jc w:val="center"/>
+              <w:rPr>
+                <w:rFonts w:ascii="Times New Roman" w:hAnsi="Times New Roman" w:cs="Times New Roman"/>
+                <w:sz w:val="18"/>
+                <w:szCs w:val="18"/>
+              </w:rPr>
+            </w:pPr>
+            <w:r>
+              <w:rPr>
+                <w:rFonts w:ascii="Times New Roman" w:hAnsi="Times New Roman" w:cs="Times New Roman"/>
+                <w:sz w:val="18"/>
+                <w:szCs w:val="18"/>
               </w:rPr>
               <w:t>1</w:t>
             </w:r>
@@ -3505,24 +3527,24 @@
         </w:tc>
         <w:tc>
           <w:tcPr>
-            <w:tcW w:w="238" w:type="pct"/>
-            <w:vAlign w:val="center"/>
-          </w:tcPr>
-          <w:p>
-            <w:pPr>
-              <w:spacing w:after="0"/>
-              <w:jc w:val="center"/>
-              <w:rPr>
-                <w:rFonts w:ascii="Times New Roman" w:hAnsi="Times New Roman" w:cs="Times New Roman"/>
-                <w:sz w:val="28"/>
-                <w:szCs w:val="28"/>
-              </w:rPr>
-            </w:pPr>
-            <w:r>
-              <w:rPr>
-                <w:rFonts w:ascii="Times New Roman" w:hAnsi="Times New Roman" w:cs="Times New Roman"/>
-                <w:sz w:val="28"/>
-                <w:szCs w:val="28"/>
+            <w:tcW w:w="219" w:type="pct"/>
+            <w:vAlign w:val="center"/>
+          </w:tcPr>
+          <w:p>
+            <w:pPr>
+              <w:spacing w:after="0"/>
+              <w:jc w:val="center"/>
+              <w:rPr>
+                <w:rFonts w:ascii="Times New Roman" w:hAnsi="Times New Roman" w:cs="Times New Roman"/>
+                <w:sz w:val="18"/>
+                <w:szCs w:val="18"/>
+              </w:rPr>
+            </w:pPr>
+            <w:r>
+              <w:rPr>
+                <w:rFonts w:ascii="Times New Roman" w:hAnsi="Times New Roman" w:cs="Times New Roman"/>
+                <w:sz w:val="18"/>
+                <w:szCs w:val="18"/>
               </w:rPr>
               <w:t>1</w:t>
             </w:r>
@@ -3530,24 +3552,24 @@
         </w:tc>
         <w:tc>
           <w:tcPr>
-            <w:tcW w:w="238" w:type="pct"/>
-            <w:vAlign w:val="center"/>
-          </w:tcPr>
-          <w:p>
-            <w:pPr>
-              <w:spacing w:after="0"/>
-              <w:jc w:val="center"/>
-              <w:rPr>
-                <w:rFonts w:ascii="Times New Roman" w:hAnsi="Times New Roman" w:cs="Times New Roman"/>
-                <w:sz w:val="28"/>
-                <w:szCs w:val="28"/>
-              </w:rPr>
-            </w:pPr>
-            <w:r>
-              <w:rPr>
-                <w:rFonts w:ascii="Times New Roman" w:hAnsi="Times New Roman" w:cs="Times New Roman"/>
-                <w:sz w:val="28"/>
-                <w:szCs w:val="28"/>
+            <w:tcW w:w="219" w:type="pct"/>
+            <w:vAlign w:val="center"/>
+          </w:tcPr>
+          <w:p>
+            <w:pPr>
+              <w:spacing w:after="0"/>
+              <w:jc w:val="center"/>
+              <w:rPr>
+                <w:rFonts w:ascii="Times New Roman" w:hAnsi="Times New Roman" w:cs="Times New Roman"/>
+                <w:sz w:val="18"/>
+                <w:szCs w:val="18"/>
+              </w:rPr>
+            </w:pPr>
+            <w:r>
+              <w:rPr>
+                <w:rFonts w:ascii="Times New Roman" w:hAnsi="Times New Roman" w:cs="Times New Roman"/>
+                <w:sz w:val="18"/>
+                <w:szCs w:val="18"/>
               </w:rPr>
               <w:t>1</w:t>
             </w:r>
@@ -3555,24 +3577,24 @@
         </w:tc>
         <w:tc>
           <w:tcPr>
-            <w:tcW w:w="238" w:type="pct"/>
-            <w:vAlign w:val="center"/>
-          </w:tcPr>
-          <w:p>
-            <w:pPr>
-              <w:spacing w:after="0"/>
-              <w:jc w:val="center"/>
-              <w:rPr>
-                <w:rFonts w:ascii="Times New Roman" w:hAnsi="Times New Roman" w:cs="Times New Roman"/>
-                <w:sz w:val="28"/>
-                <w:szCs w:val="28"/>
-              </w:rPr>
-            </w:pPr>
-            <w:r>
-              <w:rPr>
-                <w:rFonts w:ascii="Times New Roman" w:hAnsi="Times New Roman" w:cs="Times New Roman"/>
-                <w:sz w:val="28"/>
-                <w:szCs w:val="28"/>
+            <w:tcW w:w="219" w:type="pct"/>
+            <w:vAlign w:val="center"/>
+          </w:tcPr>
+          <w:p>
+            <w:pPr>
+              <w:spacing w:after="0"/>
+              <w:jc w:val="center"/>
+              <w:rPr>
+                <w:rFonts w:ascii="Times New Roman" w:hAnsi="Times New Roman" w:cs="Times New Roman"/>
+                <w:sz w:val="18"/>
+                <w:szCs w:val="18"/>
+              </w:rPr>
+            </w:pPr>
+            <w:r>
+              <w:rPr>
+                <w:rFonts w:ascii="Times New Roman" w:hAnsi="Times New Roman" w:cs="Times New Roman"/>
+                <w:sz w:val="18"/>
+                <w:szCs w:val="18"/>
               </w:rPr>
               <w:t>1</w:t>
             </w:r>
@@ -3580,24 +3602,24 @@
         </w:tc>
         <w:tc>
           <w:tcPr>
-            <w:tcW w:w="238" w:type="pct"/>
-            <w:vAlign w:val="center"/>
-          </w:tcPr>
-          <w:p>
-            <w:pPr>
-              <w:spacing w:after="0"/>
-              <w:jc w:val="center"/>
-              <w:rPr>
-                <w:rFonts w:ascii="Times New Roman" w:hAnsi="Times New Roman" w:cs="Times New Roman"/>
-                <w:sz w:val="28"/>
-                <w:szCs w:val="28"/>
-              </w:rPr>
-            </w:pPr>
-            <w:r>
-              <w:rPr>
-                <w:rFonts w:ascii="Times New Roman" w:hAnsi="Times New Roman" w:cs="Times New Roman"/>
-                <w:sz w:val="28"/>
-                <w:szCs w:val="28"/>
+            <w:tcW w:w="219" w:type="pct"/>
+            <w:vAlign w:val="center"/>
+          </w:tcPr>
+          <w:p>
+            <w:pPr>
+              <w:spacing w:after="0"/>
+              <w:jc w:val="center"/>
+              <w:rPr>
+                <w:rFonts w:ascii="Times New Roman" w:hAnsi="Times New Roman" w:cs="Times New Roman"/>
+                <w:sz w:val="18"/>
+                <w:szCs w:val="18"/>
+              </w:rPr>
+            </w:pPr>
+            <w:r>
+              <w:rPr>
+                <w:rFonts w:ascii="Times New Roman" w:hAnsi="Times New Roman" w:cs="Times New Roman"/>
+                <w:sz w:val="18"/>
+                <w:szCs w:val="18"/>
               </w:rPr>
               <w:t>0</w:t>
             </w:r>
@@ -3639,7 +3661,24 @@
           <w:b/>
           <w:sz w:val="28"/>
         </w:rPr>
-        <w:t>Sa = 1+1+1+16+1+12+3+2+1+8+1+6+2+3+1+1+1+1+1+0 = 6</w:t>
+        <w:t>Sa = 1+1+1+1</w:t>
+      </w:r>
+      <w:r>
+        <w:rPr>
+          <w:rFonts w:ascii="Times New Roman" w:hAnsi="Times New Roman" w:cs="Times New Roman"/>
+          <w:b/>
+          <w:sz w:val="28"/>
+          <w:lang w:val="en-US"/>
+        </w:rPr>
+        <w:t>5</w:t>
+      </w:r>
+      <w:r>
+        <w:rPr>
+          <w:rFonts w:ascii="Times New Roman" w:hAnsi="Times New Roman" w:cs="Times New Roman"/>
+          <w:b/>
+          <w:sz w:val="28"/>
+        </w:rPr>
+        <w:t>+1+12+3+2+1+8+1+6+2+3+1+1+1+1+1+0 = 6</w:t>
       </w:r>
       <w:r>
         <w:rPr>

--- a/ЛР_2Б_Романовская_Рублевская_451004итог (2).docx
+++ b/ЛР_2Б_Романовская_Рублевская_451004итог (2).docx
@@ -1192,7 +1192,7 @@
           <v:shape id="_x0000_i1025" type="#_x0000_t75" style="width:467.4pt;height:555pt" o:ole="">
             <v:imagedata r:id="rId4" o:title=""/>
           </v:shape>
-          <o:OLEObject Type="Embed" ProgID="Visio.Drawing.15" ShapeID="_x0000_i1025" DrawAspect="Content" ObjectID="_1854809953" r:id="rId5"/>
+          <o:OLEObject Type="Embed" ProgID="Visio.Drawing.15" ShapeID="_x0000_i1025" DrawAspect="Content" ObjectID="_1854810579" r:id="rId5"/>
         </w:object>
       </w:r>
     </w:p>
@@ -1875,9 +1875,8 @@
                 <w:rFonts w:ascii="Times New Roman" w:hAnsi="Times New Roman" w:cs="Times New Roman"/>
                 <w:sz w:val="28"/>
                 <w:szCs w:val="28"/>
-                <w:lang w:val="en-US"/>
-              </w:rPr>
-              <w:t>5</w:t>
+              </w:rPr>
+              <w:t>6</w:t>
             </w:r>
           </w:p>
         </w:tc>
@@ -3221,7 +3220,7 @@
                 <w:szCs w:val="18"/>
                 <w:lang w:val="en-US"/>
               </w:rPr>
-              <w:t>5</w:t>
+              <w:t>6</w:t>
             </w:r>
           </w:p>
         </w:tc>
@@ -3685,8 +3684,9 @@
           <w:rFonts w:ascii="Times New Roman" w:hAnsi="Times New Roman" w:cs="Times New Roman"/>
           <w:b/>
           <w:sz w:val="28"/>
-        </w:rPr>
-        <w:t>2</w:t>
+          <w:lang w:val="en-US"/>
+        </w:rPr>
+        <w:t>3</w:t>
       </w:r>
     </w:p>
     <w:p>
@@ -3735,15 +3735,16 @@
           <w:b/>
           <w:sz w:val="28"/>
         </w:rPr>
-        <w:t xml:space="preserve"> = 0,69</w:t>
+        <w:t xml:space="preserve"> = 0,6</w:t>
       </w:r>
       <w:r>
         <w:rPr>
           <w:rFonts w:ascii="Times New Roman" w:hAnsi="Times New Roman" w:cs="Times New Roman"/>
           <w:b/>
           <w:sz w:val="28"/>
-        </w:rPr>
-        <w:t>4</w:t>
+          <w:lang w:val="en-US"/>
+        </w:rPr>
+        <w:t>98</w:t>
       </w:r>
     </w:p>
     <w:p>
